--- a/laporan/OUTPUT_TAHAPAN_KEGIATAN/Kegiatan_2_System_and_Software_Design/Tahapan_2.4_Review_Desain_Teknis_Tim_IT/Berita_Acara_Review_Desain_Teknis_bersama_Tim_IT.docx
+++ b/laporan/OUTPUT_TAHAPAN_KEGIATAN/Kegiatan_2_System_and_Software_Design/Tahapan_2.4_Review_Desain_Teknis_Tim_IT/Berita_Acara_Review_Desain_Teknis_bersama_Tim_IT.docx
@@ -527,7 +527,7 @@
                 <w:color w:val="0F172A"/>
                 <w:sz w:val="19"/>
               </w:rPr>
-              <w:t>Yahya Abdurrohman, S.Tr.Stat.</w:t>
+              <w:t>Yahya Abdurrohman</w:t>
             </w:r>
           </w:p>
         </w:tc>
@@ -1949,10 +1949,12 @@
         </w:rPr>
         <w:t>Agus Dwi Winarno, S.ST.</w:t>
         <w:br/>
-        <w:t xml:space="preserve">NIP: 198... </w:t>
+        <w:t xml:space="preserve">... </w:t>
       </w:r>
     </w:p>
     <w:sectPr>
+      <w:headerReference w:type="default" r:id="rId15"/>
+      <w:footerReference w:type="default" r:id="rId16"/>
       <w:pgSz w:w="12240" w:h="15840"/>
       <w:pgMar w:top="490" w:right="720" w:bottom="360" w:left="1008" w:header="504" w:footer="720" w:gutter="0"/>
       <w:cols w:space="720"/>
@@ -2130,6 +2132,16 @@
       </w:rPr>
       <w:fldChar w:fldCharType="end"/>
     </w:r>
+  </w:p>
+</w:ftr>
+</file>
+
+<file path=word/footer3.xml><?xml version="1.0" encoding="utf-8"?>
+<w:ftr xmlns:m="http://schemas.openxmlformats.org/officeDocument/2006/math" xmlns:mc="http://schemas.openxmlformats.org/markup-compatibility/2006" xmlns:mo="http://schemas.microsoft.com/office/mac/office/2008/main" xmlns:mv="urn:schemas-microsoft-com:mac:vml" xmlns:o="urn:schemas-microsoft-com:office:office" xmlns:r="http://schemas.openxmlformats.org/officeDocument/2006/relationships" xmlns:v="urn:schemas-microsoft-com:vml" xmlns:w10="urn:schemas-microsoft-com:office:word" xmlns:w14="http://schemas.microsoft.com/office/word/2010/wordml" xmlns:w="http://schemas.openxmlformats.org/wordprocessingml/2006/main" xmlns:wne="http://schemas.microsoft.com/office/word/2006/wordml" xmlns:wp14="http://schemas.microsoft.com/office/word/2010/wordprocessingDrawing" xmlns:wp="http://schemas.openxmlformats.org/drawingml/2006/wordprocessingDrawing" xmlns:wpc="http://schemas.microsoft.com/office/word/2010/wordprocessingCanvas" xmlns:wpg="http://schemas.microsoft.com/office/word/2010/wordprocessingGroup" xmlns:wpi="http://schemas.microsoft.com/office/word/2010/wordprocessingInk" xmlns:wps="http://schemas.microsoft.com/office/word/2010/wordprocessingShape" mc:Ignorable="w14 wp14">
+  <w:p>
+    <w:pPr>
+      <w:pStyle w:val="Footer"/>
+    </w:pPr>
   </w:p>
 </w:ftr>
 </file>
@@ -2181,6 +2193,16 @@
       <w:pStyle w:val="Header"/>
     </w:pPr>
   </w:p>
+  <w:p>
+    <w:pPr>
+      <w:pStyle w:val="Header"/>
+    </w:pPr>
+  </w:p>
+</w:hdr>
+</file>
+
+<file path=word/header3.xml><?xml version="1.0" encoding="utf-8"?>
+<w:hdr xmlns:m="http://schemas.openxmlformats.org/officeDocument/2006/math" xmlns:mc="http://schemas.openxmlformats.org/markup-compatibility/2006" xmlns:mo="http://schemas.microsoft.com/office/mac/office/2008/main" xmlns:mv="urn:schemas-microsoft-com:mac:vml" xmlns:o="urn:schemas-microsoft-com:office:office" xmlns:r="http://schemas.openxmlformats.org/officeDocument/2006/relationships" xmlns:v="urn:schemas-microsoft-com:vml" xmlns:w10="urn:schemas-microsoft-com:office:word" xmlns:w14="http://schemas.microsoft.com/office/word/2010/wordml" xmlns:w="http://schemas.openxmlformats.org/wordprocessingml/2006/main" xmlns:wne="http://schemas.microsoft.com/office/word/2006/wordml" xmlns:wp14="http://schemas.microsoft.com/office/word/2010/wordprocessingDrawing" xmlns:wp="http://schemas.openxmlformats.org/drawingml/2006/wordprocessingDrawing" xmlns:wpc="http://schemas.microsoft.com/office/word/2010/wordprocessingCanvas" xmlns:wpg="http://schemas.microsoft.com/office/word/2010/wordprocessingGroup" xmlns:wpi="http://schemas.microsoft.com/office/word/2010/wordprocessingInk" xmlns:wps="http://schemas.microsoft.com/office/word/2010/wordprocessingShape" mc:Ignorable="w14 wp14">
   <w:p>
     <w:pPr>
       <w:pStyle w:val="Header"/>

--- a/laporan/OUTPUT_TAHAPAN_KEGIATAN/Kegiatan_2_System_and_Software_Design/Tahapan_2.4_Review_Desain_Teknis_Tim_IT/Berita_Acara_Review_Desain_Teknis_bersama_Tim_IT.docx
+++ b/laporan/OUTPUT_TAHAPAN_KEGIATAN/Kegiatan_2_System_and_Software_Design/Tahapan_2.4_Review_Desain_Teknis_Tim_IT/Berita_Acara_Review_Desain_Teknis_bersama_Tim_IT.docx
@@ -601,11 +601,10 @@
             </w:pPr>
             <w:r>
               <w:rPr>
-                <w:rFonts w:ascii="Calibri" w:hAnsi="Calibri"/>
-                <w:color w:val="0F172A"/>
-                <w:sz w:val="19"/>
-              </w:rPr>
-              <w:t>Agus Dwi Winarno, S.ST.</w:t>
+                <w:rFonts w:ascii="Arial" w:hAnsi="Arial"/>
+                <w:color w:val="000000"/>
+              </w:rPr>
+              <w:t>Baihaqi Ilham Syah, S.Tr.Stat.</w:t>
             </w:r>
           </w:p>
         </w:tc>
@@ -1942,18 +1941,15 @@
       </w:pPr>
       <w:r>
         <w:rPr>
-          <w:rFonts w:ascii="Calibri" w:hAnsi="Calibri"/>
-          <w:b/>
-          <w:color w:val="0F172A"/>
-          <w:sz w:val="22"/>
+          <w:rFonts w:ascii="Arial" w:hAnsi="Arial"/>
+          <w:color w:val="000000"/>
         </w:rPr>
-        <w:t>Agus Dwi Winarno, S.ST.</w:t>
+        <w:t>Baihaqi Ilham Syah, S.Tr.Stat.</w:t>
         <w:br/>
-        <w:t xml:space="preserve">... </w:t>
+        <w:t>NIP. 19980820 202201 1 001</w:t>
       </w:r>
     </w:p>
     <w:sectPr>
-      <w:headerReference w:type="default" r:id="rId15"/>
       <w:footerReference w:type="default" r:id="rId16"/>
       <w:pgSz w:w="12240" w:h="15840"/>
       <w:pgMar w:top="490" w:right="720" w:bottom="360" w:left="1008" w:header="504" w:footer="720" w:gutter="0"/>
@@ -2207,6 +2203,18 @@
     <w:pPr>
       <w:pStyle w:val="Header"/>
     </w:pPr>
+    <w:r/>
+  </w:p>
+</w:hdr>
+</file>
+
+<file path=word/header4.xml><?xml version="1.0" encoding="utf-8"?>
+<w:hdr xmlns:m="http://schemas.openxmlformats.org/officeDocument/2006/math" xmlns:mc="http://schemas.openxmlformats.org/markup-compatibility/2006" xmlns:mo="http://schemas.microsoft.com/office/mac/office/2008/main" xmlns:mv="urn:schemas-microsoft-com:mac:vml" xmlns:o="urn:schemas-microsoft-com:office:office" xmlns:r="http://schemas.openxmlformats.org/officeDocument/2006/relationships" xmlns:v="urn:schemas-microsoft-com:vml" xmlns:w10="urn:schemas-microsoft-com:office:word" xmlns:w14="http://schemas.microsoft.com/office/word/2010/wordml" xmlns:w="http://schemas.openxmlformats.org/wordprocessingml/2006/main" xmlns:wne="http://schemas.microsoft.com/office/word/2006/wordml" xmlns:wp14="http://schemas.microsoft.com/office/word/2010/wordprocessingDrawing" xmlns:wp="http://schemas.openxmlformats.org/drawingml/2006/wordprocessingDrawing" xmlns:wpc="http://schemas.microsoft.com/office/word/2010/wordprocessingCanvas" xmlns:wpg="http://schemas.microsoft.com/office/word/2010/wordprocessingGroup" xmlns:wpi="http://schemas.microsoft.com/office/word/2010/wordprocessingInk" xmlns:wps="http://schemas.microsoft.com/office/word/2010/wordprocessingShape" mc:Ignorable="w14 wp14">
+  <w:p>
+    <w:pPr>
+      <w:pStyle w:val="Header"/>
+    </w:pPr>
+    <w:r/>
   </w:p>
 </w:hdr>
 </file>
